--- a/LAB6/CNPM1-LAB6_1150080077_HoNgocThaiThong.docx
+++ b/LAB6/CNPM1-LAB6_1150080077_HoNgocThaiThong.docx
@@ -19,16 +19,14 @@
       </w:hyperlink>
     </w:p>
     <w:p>
-      <w:pPr>
-        <w:rPr>
-          <w:lang w:val="vi-VN"/>
-        </w:rPr>
-      </w:pPr>
       <w:r>
         <w:rPr>
           <w:lang w:val="vi-VN"/>
         </w:rPr>
         <w:t>cấu hình card mạng thành công cho pfsense</w:t>
+      </w:r>
+      <w:r>
+        <w:t>, ubuntu, window server</w:t>
       </w:r>
     </w:p>
     <w:p>

--- a/LAB6/CNPM1-LAB6_1150080077_HoNgocThaiThong.docx
+++ b/LAB6/CNPM1-LAB6_1150080077_HoNgocThaiThong.docx
@@ -19,14 +19,16 @@
       </w:hyperlink>
     </w:p>
     <w:p>
-      <w:r>
-        <w:rPr>
-          <w:lang w:val="vi-VN"/>
-        </w:rPr>
-        <w:t>cấu hình card mạng thành công cho pfsense</w:t>
-      </w:r>
-      <w:r>
-        <w:t>, ubuntu, window server</w:t>
+      <w:pPr>
+        <w:rPr>
+          <w:lang w:val="vi-VN"/>
+        </w:rPr>
+      </w:pPr>
+      <w:r>
+        <w:rPr>
+          <w:lang w:val="vi-VN"/>
+        </w:rPr>
+        <w:t>cài đặt các card mạng cho sophos</w:t>
       </w:r>
     </w:p>
     <w:p>
@@ -40,10 +42,10 @@
           <w:noProof/>
         </w:rPr>
         <w:drawing>
-          <wp:inline distT="0" distB="0" distL="0" distR="0" wp14:anchorId="703EADEE" wp14:editId="5800DC7A">
-            <wp:extent cx="5760720" cy="2840355"/>
-            <wp:effectExtent l="0" t="0" r="0" b="0"/>
-            <wp:docPr id="1418857458" name="Picture 1"/>
+          <wp:inline distT="0" distB="0" distL="0" distR="0" wp14:anchorId="4FEE45DB" wp14:editId="78B199A7">
+            <wp:extent cx="5760720" cy="3992880"/>
+            <wp:effectExtent l="0" t="0" r="0" b="7620"/>
+            <wp:docPr id="107611350" name="Picture 1"/>
             <wp:cNvGraphicFramePr>
               <a:graphicFrameLocks xmlns:a="http://schemas.openxmlformats.org/drawingml/2006/main" noChangeAspect="1"/>
             </wp:cNvGraphicFramePr>
@@ -51,7 +53,7 @@
               <a:graphicData uri="http://schemas.openxmlformats.org/drawingml/2006/picture">
                 <pic:pic xmlns:pic="http://schemas.openxmlformats.org/drawingml/2006/picture">
                   <pic:nvPicPr>
-                    <pic:cNvPr id="1418857458" name=""/>
+                    <pic:cNvPr id="107611350" name=""/>
                     <pic:cNvPicPr/>
                   </pic:nvPicPr>
                   <pic:blipFill>
@@ -63,7 +65,7 @@
                   <pic:spPr>
                     <a:xfrm>
                       <a:off x="0" y="0"/>
-                      <a:ext cx="5760720" cy="2840355"/>
+                      <a:ext cx="5760720" cy="3992880"/>
                     </a:xfrm>
                     <a:prstGeom prst="rect">
                       <a:avLst/>
@@ -87,10 +89,10 @@
           <w:noProof/>
         </w:rPr>
         <w:drawing>
-          <wp:inline distT="0" distB="0" distL="0" distR="0" wp14:anchorId="3B2E4322" wp14:editId="2EE89CBA">
-            <wp:extent cx="5760720" cy="2516505"/>
+          <wp:inline distT="0" distB="0" distL="0" distR="0" wp14:anchorId="0D99AF5F" wp14:editId="7DBFF000">
+            <wp:extent cx="5760720" cy="2839720"/>
             <wp:effectExtent l="0" t="0" r="0" b="0"/>
-            <wp:docPr id="1637374410" name="Picture 1"/>
+            <wp:docPr id="1031034194" name="Picture 1"/>
             <wp:cNvGraphicFramePr>
               <a:graphicFrameLocks xmlns:a="http://schemas.openxmlformats.org/drawingml/2006/main" noChangeAspect="1"/>
             </wp:cNvGraphicFramePr>
@@ -98,7 +100,7 @@
               <a:graphicData uri="http://schemas.openxmlformats.org/drawingml/2006/picture">
                 <pic:pic xmlns:pic="http://schemas.openxmlformats.org/drawingml/2006/picture">
                   <pic:nvPicPr>
-                    <pic:cNvPr id="1637374410" name=""/>
+                    <pic:cNvPr id="1031034194" name=""/>
                     <pic:cNvPicPr/>
                   </pic:nvPicPr>
                   <pic:blipFill>
@@ -110,7 +112,7 @@
                   <pic:spPr>
                     <a:xfrm>
                       <a:off x="0" y="0"/>
-                      <a:ext cx="5760720" cy="2516505"/>
+                      <a:ext cx="5760720" cy="2839720"/>
                     </a:xfrm>
                     <a:prstGeom prst="rect">
                       <a:avLst/>
@@ -122,6 +124,1235 @@
           </wp:inline>
         </w:drawing>
       </w:r>
+    </w:p>
+    <w:p>
+      <w:pPr>
+        <w:rPr>
+          <w:lang w:val="vi-VN"/>
+        </w:rPr>
+      </w:pPr>
+    </w:p>
+    <w:p>
+      <w:pPr>
+        <w:rPr>
+          <w:lang w:val="vi-VN"/>
+        </w:rPr>
+      </w:pPr>
+    </w:p>
+    <w:p>
+      <w:pPr>
+        <w:rPr>
+          <w:lang w:val="vi-VN"/>
+        </w:rPr>
+      </w:pPr>
+      <w:r>
+        <w:t>cài</w:t>
+      </w:r>
+      <w:r>
+        <w:rPr>
+          <w:lang w:val="vi-VN"/>
+        </w:rPr>
+        <w:t xml:space="preserve"> đặt sophos thành công </w:t>
+      </w:r>
+    </w:p>
+    <w:p>
+      <w:pPr>
+        <w:rPr>
+          <w:lang w:val="vi-VN"/>
+        </w:rPr>
+      </w:pPr>
+      <w:r>
+        <w:rPr>
+          <w:noProof/>
+        </w:rPr>
+        <w:lastRenderedPageBreak/>
+        <w:drawing>
+          <wp:inline distT="0" distB="0" distL="0" distR="0" wp14:anchorId="4C2A9990" wp14:editId="20C11F75">
+            <wp:extent cx="5760720" cy="3240405"/>
+            <wp:effectExtent l="0" t="0" r="0" b="0"/>
+            <wp:docPr id="1454409925" name="Picture 1"/>
+            <wp:cNvGraphicFramePr>
+              <a:graphicFrameLocks xmlns:a="http://schemas.openxmlformats.org/drawingml/2006/main" noChangeAspect="1"/>
+            </wp:cNvGraphicFramePr>
+            <a:graphic xmlns:a="http://schemas.openxmlformats.org/drawingml/2006/main">
+              <a:graphicData uri="http://schemas.openxmlformats.org/drawingml/2006/picture">
+                <pic:pic xmlns:pic="http://schemas.openxmlformats.org/drawingml/2006/picture">
+                  <pic:nvPicPr>
+                    <pic:cNvPr id="1454409925" name=""/>
+                    <pic:cNvPicPr/>
+                  </pic:nvPicPr>
+                  <pic:blipFill>
+                    <a:blip r:embed="rId8"/>
+                    <a:stretch>
+                      <a:fillRect/>
+                    </a:stretch>
+                  </pic:blipFill>
+                  <pic:spPr>
+                    <a:xfrm>
+                      <a:off x="0" y="0"/>
+                      <a:ext cx="5760720" cy="3240405"/>
+                    </a:xfrm>
+                    <a:prstGeom prst="rect">
+                      <a:avLst/>
+                    </a:prstGeom>
+                  </pic:spPr>
+                </pic:pic>
+              </a:graphicData>
+            </a:graphic>
+          </wp:inline>
+        </w:drawing>
+      </w:r>
+    </w:p>
+    <w:p>
+      <w:pPr>
+        <w:rPr>
+          <w:lang w:val="vi-VN"/>
+        </w:rPr>
+      </w:pPr>
+      <w:r>
+        <w:rPr>
+          <w:noProof/>
+        </w:rPr>
+        <w:drawing>
+          <wp:inline distT="0" distB="0" distL="0" distR="0" wp14:anchorId="1A77637A" wp14:editId="19D1BF6B">
+            <wp:extent cx="5760720" cy="1977390"/>
+            <wp:effectExtent l="0" t="0" r="0" b="3810"/>
+            <wp:docPr id="2020746972" name="Picture 1"/>
+            <wp:cNvGraphicFramePr>
+              <a:graphicFrameLocks xmlns:a="http://schemas.openxmlformats.org/drawingml/2006/main" noChangeAspect="1"/>
+            </wp:cNvGraphicFramePr>
+            <a:graphic xmlns:a="http://schemas.openxmlformats.org/drawingml/2006/main">
+              <a:graphicData uri="http://schemas.openxmlformats.org/drawingml/2006/picture">
+                <pic:pic xmlns:pic="http://schemas.openxmlformats.org/drawingml/2006/picture">
+                  <pic:nvPicPr>
+                    <pic:cNvPr id="2020746972" name=""/>
+                    <pic:cNvPicPr/>
+                  </pic:nvPicPr>
+                  <pic:blipFill>
+                    <a:blip r:embed="rId9"/>
+                    <a:stretch>
+                      <a:fillRect/>
+                    </a:stretch>
+                  </pic:blipFill>
+                  <pic:spPr>
+                    <a:xfrm>
+                      <a:off x="0" y="0"/>
+                      <a:ext cx="5760720" cy="1977390"/>
+                    </a:xfrm>
+                    <a:prstGeom prst="rect">
+                      <a:avLst/>
+                    </a:prstGeom>
+                  </pic:spPr>
+                </pic:pic>
+              </a:graphicData>
+            </a:graphic>
+          </wp:inline>
+        </w:drawing>
+      </w:r>
+    </w:p>
+    <w:p>
+      <w:pPr>
+        <w:rPr>
+          <w:lang w:val="vi-VN"/>
+        </w:rPr>
+      </w:pPr>
+      <w:r>
+        <w:rPr>
+          <w:noProof/>
+        </w:rPr>
+        <w:drawing>
+          <wp:inline distT="0" distB="0" distL="0" distR="0" wp14:anchorId="07C1A568" wp14:editId="17A6A4C4">
+            <wp:extent cx="5760720" cy="3240405"/>
+            <wp:effectExtent l="0" t="0" r="0" b="0"/>
+            <wp:docPr id="1512335899" name="Picture 1"/>
+            <wp:cNvGraphicFramePr>
+              <a:graphicFrameLocks xmlns:a="http://schemas.openxmlformats.org/drawingml/2006/main" noChangeAspect="1"/>
+            </wp:cNvGraphicFramePr>
+            <a:graphic xmlns:a="http://schemas.openxmlformats.org/drawingml/2006/main">
+              <a:graphicData uri="http://schemas.openxmlformats.org/drawingml/2006/picture">
+                <pic:pic xmlns:pic="http://schemas.openxmlformats.org/drawingml/2006/picture">
+                  <pic:nvPicPr>
+                    <pic:cNvPr id="1512335899" name=""/>
+                    <pic:cNvPicPr/>
+                  </pic:nvPicPr>
+                  <pic:blipFill>
+                    <a:blip r:embed="rId10"/>
+                    <a:stretch>
+                      <a:fillRect/>
+                    </a:stretch>
+                  </pic:blipFill>
+                  <pic:spPr>
+                    <a:xfrm>
+                      <a:off x="0" y="0"/>
+                      <a:ext cx="5760720" cy="3240405"/>
+                    </a:xfrm>
+                    <a:prstGeom prst="rect">
+                      <a:avLst/>
+                    </a:prstGeom>
+                  </pic:spPr>
+                </pic:pic>
+              </a:graphicData>
+            </a:graphic>
+          </wp:inline>
+        </w:drawing>
+      </w:r>
+    </w:p>
+    <w:p>
+      <w:pPr>
+        <w:rPr>
+          <w:lang w:val="vi-VN"/>
+        </w:rPr>
+      </w:pPr>
+      <w:r>
+        <w:rPr>
+          <w:lang w:val="vi-VN"/>
+        </w:rPr>
+        <w:t>Cấu hình rule trên sophos cho phép luồng mạng đi từ lan sang dmz</w:t>
+      </w:r>
+    </w:p>
+    <w:p>
+      <w:pPr>
+        <w:rPr>
+          <w:lang w:val="vi-VN"/>
+        </w:rPr>
+      </w:pPr>
+      <w:r>
+        <w:rPr>
+          <w:noProof/>
+        </w:rPr>
+        <w:lastRenderedPageBreak/>
+        <w:drawing>
+          <wp:inline distT="0" distB="0" distL="0" distR="0" wp14:anchorId="3ED654BB" wp14:editId="5783E3E2">
+            <wp:extent cx="5760720" cy="1156970"/>
+            <wp:effectExtent l="0" t="0" r="0" b="5080"/>
+            <wp:docPr id="1513820174" name="Picture 1"/>
+            <wp:cNvGraphicFramePr>
+              <a:graphicFrameLocks xmlns:a="http://schemas.openxmlformats.org/drawingml/2006/main" noChangeAspect="1"/>
+            </wp:cNvGraphicFramePr>
+            <a:graphic xmlns:a="http://schemas.openxmlformats.org/drawingml/2006/main">
+              <a:graphicData uri="http://schemas.openxmlformats.org/drawingml/2006/picture">
+                <pic:pic xmlns:pic="http://schemas.openxmlformats.org/drawingml/2006/picture">
+                  <pic:nvPicPr>
+                    <pic:cNvPr id="1513820174" name=""/>
+                    <pic:cNvPicPr/>
+                  </pic:nvPicPr>
+                  <pic:blipFill>
+                    <a:blip r:embed="rId11"/>
+                    <a:stretch>
+                      <a:fillRect/>
+                    </a:stretch>
+                  </pic:blipFill>
+                  <pic:spPr>
+                    <a:xfrm>
+                      <a:off x="0" y="0"/>
+                      <a:ext cx="5760720" cy="1156970"/>
+                    </a:xfrm>
+                    <a:prstGeom prst="rect">
+                      <a:avLst/>
+                    </a:prstGeom>
+                  </pic:spPr>
+                </pic:pic>
+              </a:graphicData>
+            </a:graphic>
+          </wp:inline>
+        </w:drawing>
+      </w:r>
+    </w:p>
+    <w:p>
+      <w:pPr>
+        <w:rPr>
+          <w:lang w:val="vi-VN"/>
+        </w:rPr>
+      </w:pPr>
+      <w:r>
+        <w:t>CẤU HÌNH CAPTIVE PORTAL XÁC THỰC USER</w:t>
+      </w:r>
+    </w:p>
+    <w:p>
+      <w:pPr>
+        <w:rPr>
+          <w:lang w:val="vi-VN"/>
+        </w:rPr>
+      </w:pPr>
+      <w:r>
+        <w:rPr>
+          <w:noProof/>
+        </w:rPr>
+        <w:drawing>
+          <wp:inline distT="0" distB="0" distL="0" distR="0" wp14:anchorId="12A2CD15" wp14:editId="7CF5D268">
+            <wp:extent cx="5760720" cy="3240405"/>
+            <wp:effectExtent l="0" t="0" r="0" b="0"/>
+            <wp:docPr id="1678538443" name="Picture 1"/>
+            <wp:cNvGraphicFramePr>
+              <a:graphicFrameLocks xmlns:a="http://schemas.openxmlformats.org/drawingml/2006/main" noChangeAspect="1"/>
+            </wp:cNvGraphicFramePr>
+            <a:graphic xmlns:a="http://schemas.openxmlformats.org/drawingml/2006/main">
+              <a:graphicData uri="http://schemas.openxmlformats.org/drawingml/2006/picture">
+                <pic:pic xmlns:pic="http://schemas.openxmlformats.org/drawingml/2006/picture">
+                  <pic:nvPicPr>
+                    <pic:cNvPr id="1678538443" name=""/>
+                    <pic:cNvPicPr/>
+                  </pic:nvPicPr>
+                  <pic:blipFill>
+                    <a:blip r:embed="rId12"/>
+                    <a:stretch>
+                      <a:fillRect/>
+                    </a:stretch>
+                  </pic:blipFill>
+                  <pic:spPr>
+                    <a:xfrm>
+                      <a:off x="0" y="0"/>
+                      <a:ext cx="5760720" cy="3240405"/>
+                    </a:xfrm>
+                    <a:prstGeom prst="rect">
+                      <a:avLst/>
+                    </a:prstGeom>
+                  </pic:spPr>
+                </pic:pic>
+              </a:graphicData>
+            </a:graphic>
+          </wp:inline>
+        </w:drawing>
+      </w:r>
+    </w:p>
+    <w:p/>
+    <w:p>
+      <w:pPr>
+        <w:rPr>
+          <w:lang w:val="vi-VN"/>
+        </w:rPr>
+      </w:pPr>
+      <w:r>
+        <w:rPr>
+          <w:noProof/>
+        </w:rPr>
+        <w:lastRenderedPageBreak/>
+        <w:drawing>
+          <wp:inline distT="0" distB="0" distL="0" distR="0" wp14:anchorId="28016C20" wp14:editId="62853E0E">
+            <wp:extent cx="5760720" cy="5874385"/>
+            <wp:effectExtent l="0" t="0" r="0" b="0"/>
+            <wp:docPr id="313451846" name="Picture 1"/>
+            <wp:cNvGraphicFramePr>
+              <a:graphicFrameLocks xmlns:a="http://schemas.openxmlformats.org/drawingml/2006/main" noChangeAspect="1"/>
+            </wp:cNvGraphicFramePr>
+            <a:graphic xmlns:a="http://schemas.openxmlformats.org/drawingml/2006/main">
+              <a:graphicData uri="http://schemas.openxmlformats.org/drawingml/2006/picture">
+                <pic:pic xmlns:pic="http://schemas.openxmlformats.org/drawingml/2006/picture">
+                  <pic:nvPicPr>
+                    <pic:cNvPr id="313451846" name=""/>
+                    <pic:cNvPicPr/>
+                  </pic:nvPicPr>
+                  <pic:blipFill>
+                    <a:blip r:embed="rId13"/>
+                    <a:stretch>
+                      <a:fillRect/>
+                    </a:stretch>
+                  </pic:blipFill>
+                  <pic:spPr>
+                    <a:xfrm>
+                      <a:off x="0" y="0"/>
+                      <a:ext cx="5760720" cy="5874385"/>
+                    </a:xfrm>
+                    <a:prstGeom prst="rect">
+                      <a:avLst/>
+                    </a:prstGeom>
+                  </pic:spPr>
+                </pic:pic>
+              </a:graphicData>
+            </a:graphic>
+          </wp:inline>
+        </w:drawing>
+      </w:r>
+    </w:p>
+    <w:p>
+      <w:pPr>
+        <w:rPr>
+          <w:lang w:val="vi-VN"/>
+        </w:rPr>
+      </w:pPr>
+      <w:r>
+        <w:rPr>
+          <w:noProof/>
+        </w:rPr>
+        <w:drawing>
+          <wp:inline distT="0" distB="0" distL="0" distR="0" wp14:anchorId="2B0C835C" wp14:editId="21305C93">
+            <wp:extent cx="5760720" cy="2684145"/>
+            <wp:effectExtent l="0" t="0" r="0" b="1905"/>
+            <wp:docPr id="1382312458" name="Picture 1"/>
+            <wp:cNvGraphicFramePr>
+              <a:graphicFrameLocks xmlns:a="http://schemas.openxmlformats.org/drawingml/2006/main" noChangeAspect="1"/>
+            </wp:cNvGraphicFramePr>
+            <a:graphic xmlns:a="http://schemas.openxmlformats.org/drawingml/2006/main">
+              <a:graphicData uri="http://schemas.openxmlformats.org/drawingml/2006/picture">
+                <pic:pic xmlns:pic="http://schemas.openxmlformats.org/drawingml/2006/picture">
+                  <pic:nvPicPr>
+                    <pic:cNvPr id="1382312458" name=""/>
+                    <pic:cNvPicPr/>
+                  </pic:nvPicPr>
+                  <pic:blipFill>
+                    <a:blip r:embed="rId14"/>
+                    <a:stretch>
+                      <a:fillRect/>
+                    </a:stretch>
+                  </pic:blipFill>
+                  <pic:spPr>
+                    <a:xfrm>
+                      <a:off x="0" y="0"/>
+                      <a:ext cx="5760720" cy="2684145"/>
+                    </a:xfrm>
+                    <a:prstGeom prst="rect">
+                      <a:avLst/>
+                    </a:prstGeom>
+                  </pic:spPr>
+                </pic:pic>
+              </a:graphicData>
+            </a:graphic>
+          </wp:inline>
+        </w:drawing>
+      </w:r>
+    </w:p>
+    <w:p>
+      <w:pPr>
+        <w:rPr>
+          <w:lang w:val="vi-VN"/>
+        </w:rPr>
+      </w:pPr>
+    </w:p>
+    <w:p>
+      <w:pPr>
+        <w:rPr>
+          <w:lang w:val="vi-VN"/>
+        </w:rPr>
+      </w:pPr>
+      <w:r>
+        <w:rPr>
+          <w:noProof/>
+        </w:rPr>
+        <w:lastRenderedPageBreak/>
+        <w:drawing>
+          <wp:inline distT="0" distB="0" distL="0" distR="0" wp14:anchorId="435ED60F" wp14:editId="2028D5DE">
+            <wp:extent cx="5760720" cy="1295400"/>
+            <wp:effectExtent l="0" t="0" r="0" b="0"/>
+            <wp:docPr id="111653974" name="Picture 1"/>
+            <wp:cNvGraphicFramePr>
+              <a:graphicFrameLocks xmlns:a="http://schemas.openxmlformats.org/drawingml/2006/main" noChangeAspect="1"/>
+            </wp:cNvGraphicFramePr>
+            <a:graphic xmlns:a="http://schemas.openxmlformats.org/drawingml/2006/main">
+              <a:graphicData uri="http://schemas.openxmlformats.org/drawingml/2006/picture">
+                <pic:pic xmlns:pic="http://schemas.openxmlformats.org/drawingml/2006/picture">
+                  <pic:nvPicPr>
+                    <pic:cNvPr id="111653974" name=""/>
+                    <pic:cNvPicPr/>
+                  </pic:nvPicPr>
+                  <pic:blipFill>
+                    <a:blip r:embed="rId15"/>
+                    <a:stretch>
+                      <a:fillRect/>
+                    </a:stretch>
+                  </pic:blipFill>
+                  <pic:spPr>
+                    <a:xfrm>
+                      <a:off x="0" y="0"/>
+                      <a:ext cx="5760720" cy="1295400"/>
+                    </a:xfrm>
+                    <a:prstGeom prst="rect">
+                      <a:avLst/>
+                    </a:prstGeom>
+                  </pic:spPr>
+                </pic:pic>
+              </a:graphicData>
+            </a:graphic>
+          </wp:inline>
+        </w:drawing>
+      </w:r>
+    </w:p>
+    <w:p>
+      <w:pPr>
+        <w:rPr>
+          <w:lang w:val="vi-VN"/>
+        </w:rPr>
+      </w:pPr>
+      <w:r>
+        <w:rPr>
+          <w:lang w:val="vi-VN"/>
+        </w:rPr>
+        <w:t>Thêm rule dns_to_wan để cho phép ubuntu truy cập internet</w:t>
+      </w:r>
+    </w:p>
+    <w:p/>
+    <w:p>
+      <w:r>
+        <w:br w:type="page"/>
+      </w:r>
+    </w:p>
+    <w:p>
+      <w:pPr>
+        <w:rPr>
+          <w:b/>
+          <w:bCs/>
+          <w:lang w:val="vi-VN"/>
+        </w:rPr>
+      </w:pPr>
+      <w:r>
+        <w:rPr>
+          <w:b/>
+          <w:bCs/>
+        </w:rPr>
+        <w:lastRenderedPageBreak/>
+        <w:t>KỊCH</w:t>
+      </w:r>
+      <w:r>
+        <w:rPr>
+          <w:b/>
+          <w:bCs/>
+          <w:lang w:val="vi-VN"/>
+        </w:rPr>
+        <w:t xml:space="preserve"> BẢN 1</w:t>
+      </w:r>
+    </w:p>
+    <w:p>
+      <w:r>
+        <w:rPr>
+          <w:noProof/>
+        </w:rPr>
+        <w:drawing>
+          <wp:inline distT="0" distB="0" distL="0" distR="0" wp14:anchorId="4B119103" wp14:editId="6FA79772">
+            <wp:extent cx="5760720" cy="233045"/>
+            <wp:effectExtent l="76200" t="76200" r="125730" b="128905"/>
+            <wp:docPr id="601353175" name="Picture 1"/>
+            <wp:cNvGraphicFramePr>
+              <a:graphicFrameLocks xmlns:a="http://schemas.openxmlformats.org/drawingml/2006/main" noChangeAspect="1"/>
+            </wp:cNvGraphicFramePr>
+            <a:graphic xmlns:a="http://schemas.openxmlformats.org/drawingml/2006/main">
+              <a:graphicData uri="http://schemas.openxmlformats.org/drawingml/2006/picture">
+                <pic:pic xmlns:pic="http://schemas.openxmlformats.org/drawingml/2006/picture">
+                  <pic:nvPicPr>
+                    <pic:cNvPr id="601353175" name=""/>
+                    <pic:cNvPicPr/>
+                  </pic:nvPicPr>
+                  <pic:blipFill>
+                    <a:blip r:embed="rId16"/>
+                    <a:stretch>
+                      <a:fillRect/>
+                    </a:stretch>
+                  </pic:blipFill>
+                  <pic:spPr>
+                    <a:xfrm>
+                      <a:off x="0" y="0"/>
+                      <a:ext cx="5760720" cy="233045"/>
+                    </a:xfrm>
+                    <a:prstGeom prst="rect">
+                      <a:avLst/>
+                    </a:prstGeom>
+                    <a:ln w="38100" cap="sq">
+                      <a:solidFill>
+                        <a:srgbClr val="000000"/>
+                      </a:solidFill>
+                      <a:prstDash val="solid"/>
+                      <a:miter lim="800000"/>
+                    </a:ln>
+                    <a:effectLst>
+                      <a:outerShdw blurRad="50800" dist="38100" dir="2700000" algn="tl" rotWithShape="0">
+                        <a:srgbClr val="000000">
+                          <a:alpha val="43000"/>
+                        </a:srgbClr>
+                      </a:outerShdw>
+                    </a:effectLst>
+                  </pic:spPr>
+                </pic:pic>
+              </a:graphicData>
+            </a:graphic>
+          </wp:inline>
+        </w:drawing>
+      </w:r>
+    </w:p>
+    <w:p>
+      <w:pPr>
+        <w:rPr>
+          <w:lang w:val="vi-VN"/>
+        </w:rPr>
+      </w:pPr>
+      <w:r>
+        <w:t>Kết</w:t>
+      </w:r>
+      <w:r>
+        <w:rPr>
+          <w:lang w:val="vi-VN"/>
+        </w:rPr>
+        <w:t xml:space="preserve"> quả:</w:t>
+      </w:r>
+    </w:p>
+    <w:p>
+      <w:pPr>
+        <w:rPr>
+          <w:lang w:val="vi-VN"/>
+        </w:rPr>
+      </w:pPr>
+      <w:r>
+        <w:rPr>
+          <w:noProof/>
+        </w:rPr>
+        <w:drawing>
+          <wp:inline distT="0" distB="0" distL="0" distR="0" wp14:anchorId="2E9307AE" wp14:editId="2DC87C6E">
+            <wp:extent cx="5760720" cy="3240405"/>
+            <wp:effectExtent l="0" t="0" r="0" b="0"/>
+            <wp:docPr id="707156222" name="Picture 1"/>
+            <wp:cNvGraphicFramePr>
+              <a:graphicFrameLocks xmlns:a="http://schemas.openxmlformats.org/drawingml/2006/main" noChangeAspect="1"/>
+            </wp:cNvGraphicFramePr>
+            <a:graphic xmlns:a="http://schemas.openxmlformats.org/drawingml/2006/main">
+              <a:graphicData uri="http://schemas.openxmlformats.org/drawingml/2006/picture">
+                <pic:pic xmlns:pic="http://schemas.openxmlformats.org/drawingml/2006/picture">
+                  <pic:nvPicPr>
+                    <pic:cNvPr id="707156222" name=""/>
+                    <pic:cNvPicPr/>
+                  </pic:nvPicPr>
+                  <pic:blipFill>
+                    <a:blip r:embed="rId17"/>
+                    <a:stretch>
+                      <a:fillRect/>
+                    </a:stretch>
+                  </pic:blipFill>
+                  <pic:spPr>
+                    <a:xfrm>
+                      <a:off x="0" y="0"/>
+                      <a:ext cx="5760720" cy="3240405"/>
+                    </a:xfrm>
+                    <a:prstGeom prst="rect">
+                      <a:avLst/>
+                    </a:prstGeom>
+                  </pic:spPr>
+                </pic:pic>
+              </a:graphicData>
+            </a:graphic>
+          </wp:inline>
+        </w:drawing>
+      </w:r>
+    </w:p>
+    <w:p>
+      <w:pPr>
+        <w:rPr>
+          <w:lang w:val="vi-VN"/>
+        </w:rPr>
+      </w:pPr>
+      <w:r>
+        <w:rPr>
+          <w:noProof/>
+        </w:rPr>
+        <w:drawing>
+          <wp:inline distT="0" distB="0" distL="0" distR="0" wp14:anchorId="69C677F1" wp14:editId="00730271">
+            <wp:extent cx="5760720" cy="1798320"/>
+            <wp:effectExtent l="0" t="0" r="0" b="0"/>
+            <wp:docPr id="1115767176" name="Picture 1"/>
+            <wp:cNvGraphicFramePr>
+              <a:graphicFrameLocks xmlns:a="http://schemas.openxmlformats.org/drawingml/2006/main" noChangeAspect="1"/>
+            </wp:cNvGraphicFramePr>
+            <a:graphic xmlns:a="http://schemas.openxmlformats.org/drawingml/2006/main">
+              <a:graphicData uri="http://schemas.openxmlformats.org/drawingml/2006/picture">
+                <pic:pic xmlns:pic="http://schemas.openxmlformats.org/drawingml/2006/picture">
+                  <pic:nvPicPr>
+                    <pic:cNvPr id="1115767176" name=""/>
+                    <pic:cNvPicPr/>
+                  </pic:nvPicPr>
+                  <pic:blipFill>
+                    <a:blip r:embed="rId18"/>
+                    <a:stretch>
+                      <a:fillRect/>
+                    </a:stretch>
+                  </pic:blipFill>
+                  <pic:spPr>
+                    <a:xfrm>
+                      <a:off x="0" y="0"/>
+                      <a:ext cx="5760720" cy="1798320"/>
+                    </a:xfrm>
+                    <a:prstGeom prst="rect">
+                      <a:avLst/>
+                    </a:prstGeom>
+                  </pic:spPr>
+                </pic:pic>
+              </a:graphicData>
+            </a:graphic>
+          </wp:inline>
+        </w:drawing>
+      </w:r>
+    </w:p>
+    <w:p>
+      <w:pPr>
+        <w:rPr>
+          <w:lang w:val="vi-VN"/>
+        </w:rPr>
+      </w:pPr>
+    </w:p>
+    <w:p>
+      <w:pPr>
+        <w:rPr>
+          <w:lang w:val="vi-VN"/>
+        </w:rPr>
+      </w:pPr>
+      <w:r>
+        <w:rPr>
+          <w:lang w:val="vi-VN"/>
+        </w:rPr>
+        <w:br w:type="page"/>
+      </w:r>
+    </w:p>
+    <w:p>
+      <w:pPr>
+        <w:rPr>
+          <w:lang w:val="vi-VN"/>
+        </w:rPr>
+      </w:pPr>
+      <w:r>
+        <w:rPr>
+          <w:lang w:val="vi-VN"/>
+        </w:rPr>
+        <w:lastRenderedPageBreak/>
+        <w:t>Kịch bản 2</w:t>
+      </w:r>
+    </w:p>
+    <w:p>
+      <w:pPr>
+        <w:rPr>
+          <w:lang w:val="vi-VN"/>
+        </w:rPr>
+      </w:pPr>
+      <w:r>
+        <w:rPr>
+          <w:noProof/>
+        </w:rPr>
+        <w:drawing>
+          <wp:inline distT="0" distB="0" distL="0" distR="0" wp14:anchorId="1E87DE13" wp14:editId="2126CD7B">
+            <wp:extent cx="5760720" cy="3240405"/>
+            <wp:effectExtent l="0" t="0" r="0" b="0"/>
+            <wp:docPr id="765522123" name="Picture 1"/>
+            <wp:cNvGraphicFramePr>
+              <a:graphicFrameLocks xmlns:a="http://schemas.openxmlformats.org/drawingml/2006/main" noChangeAspect="1"/>
+            </wp:cNvGraphicFramePr>
+            <a:graphic xmlns:a="http://schemas.openxmlformats.org/drawingml/2006/main">
+              <a:graphicData uri="http://schemas.openxmlformats.org/drawingml/2006/picture">
+                <pic:pic xmlns:pic="http://schemas.openxmlformats.org/drawingml/2006/picture">
+                  <pic:nvPicPr>
+                    <pic:cNvPr id="765522123" name=""/>
+                    <pic:cNvPicPr/>
+                  </pic:nvPicPr>
+                  <pic:blipFill>
+                    <a:blip r:embed="rId19"/>
+                    <a:stretch>
+                      <a:fillRect/>
+                    </a:stretch>
+                  </pic:blipFill>
+                  <pic:spPr>
+                    <a:xfrm>
+                      <a:off x="0" y="0"/>
+                      <a:ext cx="5760720" cy="3240405"/>
+                    </a:xfrm>
+                    <a:prstGeom prst="rect">
+                      <a:avLst/>
+                    </a:prstGeom>
+                  </pic:spPr>
+                </pic:pic>
+              </a:graphicData>
+            </a:graphic>
+          </wp:inline>
+        </w:drawing>
+      </w:r>
+    </w:p>
+    <w:p>
+      <w:pPr>
+        <w:rPr>
+          <w:lang w:val="vi-VN"/>
+        </w:rPr>
+      </w:pPr>
+      <w:r>
+        <w:rPr>
+          <w:noProof/>
+        </w:rPr>
+        <w:drawing>
+          <wp:inline distT="0" distB="0" distL="0" distR="0" wp14:anchorId="79924D84" wp14:editId="7C21D8EE">
+            <wp:extent cx="5760720" cy="267970"/>
+            <wp:effectExtent l="0" t="0" r="0" b="0"/>
+            <wp:docPr id="416495788" name="Picture 1"/>
+            <wp:cNvGraphicFramePr>
+              <a:graphicFrameLocks xmlns:a="http://schemas.openxmlformats.org/drawingml/2006/main" noChangeAspect="1"/>
+            </wp:cNvGraphicFramePr>
+            <a:graphic xmlns:a="http://schemas.openxmlformats.org/drawingml/2006/main">
+              <a:graphicData uri="http://schemas.openxmlformats.org/drawingml/2006/picture">
+                <pic:pic xmlns:pic="http://schemas.openxmlformats.org/drawingml/2006/picture">
+                  <pic:nvPicPr>
+                    <pic:cNvPr id="416495788" name=""/>
+                    <pic:cNvPicPr/>
+                  </pic:nvPicPr>
+                  <pic:blipFill>
+                    <a:blip r:embed="rId20"/>
+                    <a:stretch>
+                      <a:fillRect/>
+                    </a:stretch>
+                  </pic:blipFill>
+                  <pic:spPr>
+                    <a:xfrm>
+                      <a:off x="0" y="0"/>
+                      <a:ext cx="5760720" cy="267970"/>
+                    </a:xfrm>
+                    <a:prstGeom prst="rect">
+                      <a:avLst/>
+                    </a:prstGeom>
+                  </pic:spPr>
+                </pic:pic>
+              </a:graphicData>
+            </a:graphic>
+          </wp:inline>
+        </w:drawing>
+      </w:r>
+    </w:p>
+    <w:p>
+      <w:pPr>
+        <w:rPr>
+          <w:lang w:val="vi-VN"/>
+        </w:rPr>
+      </w:pPr>
+      <w:r>
+        <w:rPr>
+          <w:lang w:val="vi-VN"/>
+        </w:rPr>
+        <w:t>Kết quả</w:t>
+      </w:r>
+    </w:p>
+    <w:p>
+      <w:pPr>
+        <w:rPr>
+          <w:lang w:val="vi-VN"/>
+        </w:rPr>
+      </w:pPr>
+      <w:r>
+        <w:rPr>
+          <w:noProof/>
+        </w:rPr>
+        <w:drawing>
+          <wp:inline distT="0" distB="0" distL="0" distR="0" wp14:anchorId="1EF52F0A" wp14:editId="5E5F9580">
+            <wp:extent cx="5760720" cy="1286510"/>
+            <wp:effectExtent l="0" t="0" r="0" b="8890"/>
+            <wp:docPr id="1854213717" name="Picture 1"/>
+            <wp:cNvGraphicFramePr>
+              <a:graphicFrameLocks xmlns:a="http://schemas.openxmlformats.org/drawingml/2006/main" noChangeAspect="1"/>
+            </wp:cNvGraphicFramePr>
+            <a:graphic xmlns:a="http://schemas.openxmlformats.org/drawingml/2006/main">
+              <a:graphicData uri="http://schemas.openxmlformats.org/drawingml/2006/picture">
+                <pic:pic xmlns:pic="http://schemas.openxmlformats.org/drawingml/2006/picture">
+                  <pic:nvPicPr>
+                    <pic:cNvPr id="1854213717" name=""/>
+                    <pic:cNvPicPr/>
+                  </pic:nvPicPr>
+                  <pic:blipFill>
+                    <a:blip r:embed="rId21"/>
+                    <a:stretch>
+                      <a:fillRect/>
+                    </a:stretch>
+                  </pic:blipFill>
+                  <pic:spPr>
+                    <a:xfrm>
+                      <a:off x="0" y="0"/>
+                      <a:ext cx="5760720" cy="1286510"/>
+                    </a:xfrm>
+                    <a:prstGeom prst="rect">
+                      <a:avLst/>
+                    </a:prstGeom>
+                  </pic:spPr>
+                </pic:pic>
+              </a:graphicData>
+            </a:graphic>
+          </wp:inline>
+        </w:drawing>
+      </w:r>
+    </w:p>
+    <w:p>
+      <w:pPr>
+        <w:rPr>
+          <w:lang w:val="vi-VN"/>
+        </w:rPr>
+      </w:pPr>
+    </w:p>
+    <w:p>
+      <w:pPr>
+        <w:rPr>
+          <w:lang w:val="vi-VN"/>
+        </w:rPr>
+      </w:pPr>
+    </w:p>
+    <w:p>
+      <w:pPr>
+        <w:rPr>
+          <w:lang w:val="vi-VN"/>
+        </w:rPr>
+      </w:pPr>
+    </w:p>
+    <w:p>
+      <w:pPr>
+        <w:rPr>
+          <w:lang w:val="vi-VN"/>
+        </w:rPr>
+      </w:pPr>
+    </w:p>
+    <w:p>
+      <w:pPr>
+        <w:rPr>
+          <w:lang w:val="vi-VN"/>
+        </w:rPr>
+      </w:pPr>
+    </w:p>
+    <w:p>
+      <w:pPr>
+        <w:rPr>
+          <w:lang w:val="vi-VN"/>
+        </w:rPr>
+      </w:pPr>
+    </w:p>
+    <w:p>
+      <w:pPr>
+        <w:rPr>
+          <w:lang w:val="vi-VN"/>
+        </w:rPr>
+      </w:pPr>
+    </w:p>
+    <w:p>
+      <w:pPr>
+        <w:rPr>
+          <w:lang w:val="vi-VN"/>
+        </w:rPr>
+      </w:pPr>
+    </w:p>
+    <w:p>
+      <w:pPr>
+        <w:rPr>
+          <w:lang w:val="vi-VN"/>
+        </w:rPr>
+      </w:pPr>
+    </w:p>
+    <w:p>
+      <w:pPr>
+        <w:rPr>
+          <w:lang w:val="vi-VN"/>
+        </w:rPr>
+      </w:pPr>
+    </w:p>
+    <w:p>
+      <w:pPr>
+        <w:rPr>
+          <w:lang w:val="vi-VN"/>
+        </w:rPr>
+      </w:pPr>
+    </w:p>
+    <w:p>
+      <w:pPr>
+        <w:rPr>
+          <w:lang w:val="vi-VN"/>
+        </w:rPr>
+      </w:pPr>
+      <w:r>
+        <w:rPr>
+          <w:lang w:val="vi-VN"/>
+        </w:rPr>
+        <w:lastRenderedPageBreak/>
+        <w:t>Kịch bản 3</w:t>
+      </w:r>
+    </w:p>
+    <w:p>
+      <w:pPr>
+        <w:rPr>
+          <w:lang w:val="vi-VN"/>
+        </w:rPr>
+      </w:pPr>
+      <w:r>
+        <w:rPr>
+          <w:noProof/>
+        </w:rPr>
+        <w:drawing>
+          <wp:inline distT="0" distB="0" distL="0" distR="0" wp14:anchorId="5651B717" wp14:editId="362AA19E">
+            <wp:extent cx="5760720" cy="3240405"/>
+            <wp:effectExtent l="0" t="0" r="0" b="0"/>
+            <wp:docPr id="997009395" name="Picture 1"/>
+            <wp:cNvGraphicFramePr>
+              <a:graphicFrameLocks xmlns:a="http://schemas.openxmlformats.org/drawingml/2006/main" noChangeAspect="1"/>
+            </wp:cNvGraphicFramePr>
+            <a:graphic xmlns:a="http://schemas.openxmlformats.org/drawingml/2006/main">
+              <a:graphicData uri="http://schemas.openxmlformats.org/drawingml/2006/picture">
+                <pic:pic xmlns:pic="http://schemas.openxmlformats.org/drawingml/2006/picture">
+                  <pic:nvPicPr>
+                    <pic:cNvPr id="997009395" name=""/>
+                    <pic:cNvPicPr/>
+                  </pic:nvPicPr>
+                  <pic:blipFill>
+                    <a:blip r:embed="rId22"/>
+                    <a:stretch>
+                      <a:fillRect/>
+                    </a:stretch>
+                  </pic:blipFill>
+                  <pic:spPr>
+                    <a:xfrm>
+                      <a:off x="0" y="0"/>
+                      <a:ext cx="5760720" cy="3240405"/>
+                    </a:xfrm>
+                    <a:prstGeom prst="rect">
+                      <a:avLst/>
+                    </a:prstGeom>
+                  </pic:spPr>
+                </pic:pic>
+              </a:graphicData>
+            </a:graphic>
+          </wp:inline>
+        </w:drawing>
+      </w:r>
+    </w:p>
+    <w:p>
+      <w:pPr>
+        <w:rPr>
+          <w:lang w:val="vi-VN"/>
+        </w:rPr>
+      </w:pPr>
+      <w:r>
+        <w:rPr>
+          <w:noProof/>
+        </w:rPr>
+        <w:drawing>
+          <wp:inline distT="0" distB="0" distL="0" distR="0" wp14:anchorId="2AAA7B20" wp14:editId="1F4AD568">
+            <wp:extent cx="5760720" cy="1659890"/>
+            <wp:effectExtent l="0" t="0" r="0" b="0"/>
+            <wp:docPr id="466395064" name="Picture 1"/>
+            <wp:cNvGraphicFramePr>
+              <a:graphicFrameLocks xmlns:a="http://schemas.openxmlformats.org/drawingml/2006/main" noChangeAspect="1"/>
+            </wp:cNvGraphicFramePr>
+            <a:graphic xmlns:a="http://schemas.openxmlformats.org/drawingml/2006/main">
+              <a:graphicData uri="http://schemas.openxmlformats.org/drawingml/2006/picture">
+                <pic:pic xmlns:pic="http://schemas.openxmlformats.org/drawingml/2006/picture">
+                  <pic:nvPicPr>
+                    <pic:cNvPr id="466395064" name=""/>
+                    <pic:cNvPicPr/>
+                  </pic:nvPicPr>
+                  <pic:blipFill>
+                    <a:blip r:embed="rId23"/>
+                    <a:stretch>
+                      <a:fillRect/>
+                    </a:stretch>
+                  </pic:blipFill>
+                  <pic:spPr>
+                    <a:xfrm>
+                      <a:off x="0" y="0"/>
+                      <a:ext cx="5760720" cy="1659890"/>
+                    </a:xfrm>
+                    <a:prstGeom prst="rect">
+                      <a:avLst/>
+                    </a:prstGeom>
+                  </pic:spPr>
+                </pic:pic>
+              </a:graphicData>
+            </a:graphic>
+          </wp:inline>
+        </w:drawing>
+      </w:r>
+    </w:p>
+    <w:p>
+      <w:pPr>
+        <w:rPr>
+          <w:lang w:val="vi-VN"/>
+        </w:rPr>
+      </w:pPr>
+    </w:p>
+    <w:p>
+      <w:pPr>
+        <w:rPr>
+          <w:lang w:val="vi-VN"/>
+        </w:rPr>
+      </w:pPr>
+      <w:r>
+        <w:rPr>
+          <w:lang w:val="vi-VN"/>
+        </w:rPr>
+        <w:br w:type="page"/>
+      </w:r>
+    </w:p>
+    <w:p>
+      <w:pPr>
+        <w:rPr>
+          <w:lang w:val="vi-VN"/>
+        </w:rPr>
+      </w:pPr>
+      <w:r>
+        <w:rPr>
+          <w:lang w:val="vi-VN"/>
+        </w:rPr>
+        <w:lastRenderedPageBreak/>
+        <w:t>Kịch bản 4</w:t>
+      </w:r>
+    </w:p>
+    <w:p>
+      <w:pPr>
+        <w:rPr>
+          <w:lang w:val="vi-VN"/>
+        </w:rPr>
+      </w:pPr>
+      <w:r>
+        <w:rPr>
+          <w:noProof/>
+        </w:rPr>
+        <w:drawing>
+          <wp:inline distT="0" distB="0" distL="0" distR="0" wp14:anchorId="70B06724" wp14:editId="13BC01DE">
+            <wp:extent cx="5760720" cy="3240405"/>
+            <wp:effectExtent l="0" t="0" r="0" b="0"/>
+            <wp:docPr id="1681184805" name="Picture 1"/>
+            <wp:cNvGraphicFramePr>
+              <a:graphicFrameLocks xmlns:a="http://schemas.openxmlformats.org/drawingml/2006/main" noChangeAspect="1"/>
+            </wp:cNvGraphicFramePr>
+            <a:graphic xmlns:a="http://schemas.openxmlformats.org/drawingml/2006/main">
+              <a:graphicData uri="http://schemas.openxmlformats.org/drawingml/2006/picture">
+                <pic:pic xmlns:pic="http://schemas.openxmlformats.org/drawingml/2006/picture">
+                  <pic:nvPicPr>
+                    <pic:cNvPr id="1681184805" name=""/>
+                    <pic:cNvPicPr/>
+                  </pic:nvPicPr>
+                  <pic:blipFill>
+                    <a:blip r:embed="rId24"/>
+                    <a:stretch>
+                      <a:fillRect/>
+                    </a:stretch>
+                  </pic:blipFill>
+                  <pic:spPr>
+                    <a:xfrm>
+                      <a:off x="0" y="0"/>
+                      <a:ext cx="5760720" cy="3240405"/>
+                    </a:xfrm>
+                    <a:prstGeom prst="rect">
+                      <a:avLst/>
+                    </a:prstGeom>
+                  </pic:spPr>
+                </pic:pic>
+              </a:graphicData>
+            </a:graphic>
+          </wp:inline>
+        </w:drawing>
+      </w:r>
+    </w:p>
+    <w:p>
+      <w:pPr>
+        <w:rPr>
+          <w:lang w:val="vi-VN"/>
+        </w:rPr>
+      </w:pPr>
+      <w:r>
+        <w:rPr>
+          <w:noProof/>
+        </w:rPr>
+        <w:drawing>
+          <wp:inline distT="0" distB="0" distL="0" distR="0" wp14:anchorId="628DC4F4" wp14:editId="52F9F771">
+            <wp:extent cx="5760720" cy="3240405"/>
+            <wp:effectExtent l="0" t="0" r="0" b="0"/>
+            <wp:docPr id="1551503468" name="Picture 1"/>
+            <wp:cNvGraphicFramePr>
+              <a:graphicFrameLocks xmlns:a="http://schemas.openxmlformats.org/drawingml/2006/main" noChangeAspect="1"/>
+            </wp:cNvGraphicFramePr>
+            <a:graphic xmlns:a="http://schemas.openxmlformats.org/drawingml/2006/main">
+              <a:graphicData uri="http://schemas.openxmlformats.org/drawingml/2006/picture">
+                <pic:pic xmlns:pic="http://schemas.openxmlformats.org/drawingml/2006/picture">
+                  <pic:nvPicPr>
+                    <pic:cNvPr id="1551503468" name=""/>
+                    <pic:cNvPicPr/>
+                  </pic:nvPicPr>
+                  <pic:blipFill>
+                    <a:blip r:embed="rId25"/>
+                    <a:stretch>
+                      <a:fillRect/>
+                    </a:stretch>
+                  </pic:blipFill>
+                  <pic:spPr>
+                    <a:xfrm>
+                      <a:off x="0" y="0"/>
+                      <a:ext cx="5760720" cy="3240405"/>
+                    </a:xfrm>
+                    <a:prstGeom prst="rect">
+                      <a:avLst/>
+                    </a:prstGeom>
+                  </pic:spPr>
+                </pic:pic>
+              </a:graphicData>
+            </a:graphic>
+          </wp:inline>
+        </w:drawing>
+      </w:r>
+    </w:p>
+    <w:p>
+      <w:pPr>
+        <w:rPr>
+          <w:lang w:val="vi-VN"/>
+        </w:rPr>
+      </w:pPr>
+    </w:p>
+    <w:p>
+      <w:pPr>
+        <w:rPr>
+          <w:lang w:val="vi-VN"/>
+        </w:rPr>
+      </w:pPr>
+    </w:p>
+    <w:p>
+      <w:pPr>
+        <w:rPr>
+          <w:lang w:val="vi-VN"/>
+        </w:rPr>
+      </w:pPr>
+    </w:p>
+    <w:p>
+      <w:pPr>
+        <w:rPr>
+          <w:lang w:val="vi-VN"/>
+        </w:rPr>
+      </w:pPr>
+    </w:p>
+    <w:p>
+      <w:pPr>
+        <w:rPr>
+          <w:lang w:val="vi-VN"/>
+        </w:rPr>
+      </w:pPr>
+    </w:p>
+    <w:p>
+      <w:pPr>
+        <w:rPr>
+          <w:lang w:val="vi-VN"/>
+        </w:rPr>
+      </w:pPr>
+    </w:p>
+    <w:p>
+      <w:pPr>
+        <w:rPr>
+          <w:lang w:val="vi-VN"/>
+        </w:rPr>
+      </w:pPr>
+    </w:p>
+    <w:p>
+      <w:pPr>
+        <w:rPr>
+          <w:lang w:val="vi-VN"/>
+        </w:rPr>
+      </w:pPr>
+    </w:p>
+    <w:p>
+      <w:pPr>
+        <w:rPr>
+          <w:lang w:val="vi-VN"/>
+        </w:rPr>
+      </w:pPr>
+    </w:p>
+    <w:p>
+      <w:pPr>
+        <w:rPr>
+          <w:lang w:val="vi-VN"/>
+        </w:rPr>
+      </w:pPr>
+    </w:p>
+    <w:p>
+      <w:pPr>
+        <w:rPr>
+          <w:lang w:val="vi-VN"/>
+        </w:rPr>
+      </w:pPr>
     </w:p>
     <w:p>
       <w:pPr>
@@ -1656,7 +2887,6 @@
   <w:style w:type="character" w:default="1" w:styleId="DefaultParagraphFont">
     <w:name w:val="Default Paragraph Font"/>
     <w:uiPriority w:val="1"/>
-    <w:semiHidden/>
     <w:unhideWhenUsed/>
   </w:style>
   <w:style w:type="table" w:default="1" w:styleId="TableNormal">

--- a/LAB6/CNPM1-LAB6_1150080077_HoNgocThaiThong.docx
+++ b/LAB6/CNPM1-LAB6_1150080077_HoNgocThaiThong.docx
@@ -422,47 +422,6 @@
           <w:lang w:val="vi-VN"/>
         </w:rPr>
       </w:pPr>
-      <w:r>
-        <w:rPr>
-          <w:noProof/>
-        </w:rPr>
-        <w:lastRenderedPageBreak/>
-        <w:drawing>
-          <wp:inline distT="0" distB="0" distL="0" distR="0" wp14:anchorId="28016C20" wp14:editId="62853E0E">
-            <wp:extent cx="5760720" cy="5874385"/>
-            <wp:effectExtent l="0" t="0" r="0" b="0"/>
-            <wp:docPr id="313451846" name="Picture 1"/>
-            <wp:cNvGraphicFramePr>
-              <a:graphicFrameLocks xmlns:a="http://schemas.openxmlformats.org/drawingml/2006/main" noChangeAspect="1"/>
-            </wp:cNvGraphicFramePr>
-            <a:graphic xmlns:a="http://schemas.openxmlformats.org/drawingml/2006/main">
-              <a:graphicData uri="http://schemas.openxmlformats.org/drawingml/2006/picture">
-                <pic:pic xmlns:pic="http://schemas.openxmlformats.org/drawingml/2006/picture">
-                  <pic:nvPicPr>
-                    <pic:cNvPr id="313451846" name=""/>
-                    <pic:cNvPicPr/>
-                  </pic:nvPicPr>
-                  <pic:blipFill>
-                    <a:blip r:embed="rId13"/>
-                    <a:stretch>
-                      <a:fillRect/>
-                    </a:stretch>
-                  </pic:blipFill>
-                  <pic:spPr>
-                    <a:xfrm>
-                      <a:off x="0" y="0"/>
-                      <a:ext cx="5760720" cy="5874385"/>
-                    </a:xfrm>
-                    <a:prstGeom prst="rect">
-                      <a:avLst/>
-                    </a:prstGeom>
-                  </pic:spPr>
-                </pic:pic>
-              </a:graphicData>
-            </a:graphic>
-          </wp:inline>
-        </w:drawing>
-      </w:r>
     </w:p>
     <w:p>
       <w:pPr>
@@ -490,7 +449,7 @@
                     <pic:cNvPicPr/>
                   </pic:nvPicPr>
                   <pic:blipFill>
-                    <a:blip r:embed="rId14"/>
+                    <a:blip r:embed="rId13"/>
                     <a:stretch>
                       <a:fillRect/>
                     </a:stretch>
@@ -545,7 +504,7 @@
                     <pic:cNvPicPr/>
                   </pic:nvPicPr>
                   <pic:blipFill>
-                    <a:blip r:embed="rId15"/>
+                    <a:blip r:embed="rId14"/>
                     <a:stretch>
                       <a:fillRect/>
                     </a:stretch>
@@ -631,7 +590,7 @@
                     <pic:cNvPicPr/>
                   </pic:nvPicPr>
                   <pic:blipFill>
-                    <a:blip r:embed="rId16"/>
+                    <a:blip r:embed="rId15"/>
                     <a:stretch>
                       <a:fillRect/>
                     </a:stretch>
@@ -708,7 +667,7 @@
                     <pic:cNvPicPr/>
                   </pic:nvPicPr>
                   <pic:blipFill>
-                    <a:blip r:embed="rId17"/>
+                    <a:blip r:embed="rId16"/>
                     <a:stretch>
                       <a:fillRect/>
                     </a:stretch>
@@ -755,7 +714,7 @@
                     <pic:cNvPicPr/>
                   </pic:nvPicPr>
                   <pic:blipFill>
-                    <a:blip r:embed="rId18"/>
+                    <a:blip r:embed="rId17"/>
                     <a:stretch>
                       <a:fillRect/>
                     </a:stretch>
@@ -836,7 +795,7 @@
                     <pic:cNvPicPr/>
                   </pic:nvPicPr>
                   <pic:blipFill>
-                    <a:blip r:embed="rId19"/>
+                    <a:blip r:embed="rId18"/>
                     <a:stretch>
                       <a:fillRect/>
                     </a:stretch>
@@ -883,7 +842,7 @@
                     <pic:cNvPicPr/>
                   </pic:nvPicPr>
                   <pic:blipFill>
-                    <a:blip r:embed="rId20"/>
+                    <a:blip r:embed="rId19"/>
                     <a:stretch>
                       <a:fillRect/>
                     </a:stretch>
@@ -943,7 +902,7 @@
                     <pic:cNvPicPr/>
                   </pic:nvPicPr>
                   <pic:blipFill>
-                    <a:blip r:embed="rId21"/>
+                    <a:blip r:embed="rId20"/>
                     <a:stretch>
                       <a:fillRect/>
                     </a:stretch>
@@ -1081,7 +1040,7 @@
                     <pic:cNvPicPr/>
                   </pic:nvPicPr>
                   <pic:blipFill>
-                    <a:blip r:embed="rId22"/>
+                    <a:blip r:embed="rId21"/>
                     <a:stretch>
                       <a:fillRect/>
                     </a:stretch>
@@ -1128,7 +1087,7 @@
                     <pic:cNvPicPr/>
                   </pic:nvPicPr>
                   <pic:blipFill>
-                    <a:blip r:embed="rId23"/>
+                    <a:blip r:embed="rId22"/>
                     <a:stretch>
                       <a:fillRect/>
                     </a:stretch>
@@ -1209,7 +1168,7 @@
                     <pic:cNvPicPr/>
                   </pic:nvPicPr>
                   <pic:blipFill>
-                    <a:blip r:embed="rId24"/>
+                    <a:blip r:embed="rId23"/>
                     <a:stretch>
                       <a:fillRect/>
                     </a:stretch>
@@ -1256,7 +1215,7 @@
                     <pic:cNvPicPr/>
                   </pic:nvPicPr>
                   <pic:blipFill>
-                    <a:blip r:embed="rId25"/>
+                    <a:blip r:embed="rId24"/>
                     <a:stretch>
                       <a:fillRect/>
                     </a:stretch>
@@ -2887,6 +2846,7 @@
   <w:style w:type="character" w:default="1" w:styleId="DefaultParagraphFont">
     <w:name w:val="Default Paragraph Font"/>
     <w:uiPriority w:val="1"/>
+    <w:semiHidden/>
     <w:unhideWhenUsed/>
   </w:style>
   <w:style w:type="table" w:default="1" w:styleId="TableNormal">
